--- a/ES2N-Entrevista V1.0 Respondida.docx
+++ b/ES2N-Entrevista V1.0 Respondida.docx
@@ -68,13 +68,7 @@
         <w:rPr>
           <w:rFonts w:ascii="Arial" w:hAnsi="Arial"/>
         </w:rPr>
-        <w:t xml:space="preserve">- </w:t>
-      </w:r>
-      <w:r>
-        <w:rPr>
-          <w:rFonts w:ascii="Arial" w:hAnsi="Arial"/>
-        </w:rPr>
-        <w:t>Manuais e politicas de compliance e lei</w:t>
+        <w:t>- Manuais e politicas de compliance e lei</w:t>
       </w:r>
     </w:p>
     <w:p>
@@ -149,19 +143,7 @@
         <w:rPr>
           <w:rFonts w:ascii="Arial" w:hAnsi="Arial"/>
         </w:rPr>
-        <w:t>Quant</w:t>
-      </w:r>
-      <w:r>
-        <w:rPr>
-          <w:rFonts w:ascii="Arial" w:hAnsi="Arial"/>
-        </w:rPr>
-        <w:t>as pessoas</w:t>
-      </w:r>
-      <w:r>
-        <w:rPr>
-          <w:rFonts w:ascii="Arial" w:hAnsi="Arial"/>
-        </w:rPr>
-        <w:t xml:space="preserve"> e quais setores lidam com esse controle hoje?</w:t>
+        <w:t>Quantas pessoas e quais setores lidam com esse controle hoje?</w:t>
       </w:r>
     </w:p>
     <w:p>
@@ -286,13 +268,7 @@
         <w:rPr>
           <w:rFonts w:ascii="Arial" w:hAnsi="Arial"/>
         </w:rPr>
-        <w:t xml:space="preserve">Não, somente código e nome </w:t>
-      </w:r>
-      <w:r>
-        <w:rPr>
-          <w:rFonts w:ascii="Arial" w:hAnsi="Arial"/>
-        </w:rPr>
-        <w:t>do documento</w:t>
+        <w:t>Não, somente código e nome do documento</w:t>
       </w:r>
     </w:p>
     <w:p>
@@ -461,7 +437,37 @@
         <w:rPr>
           <w:rFonts w:ascii="Arial" w:hAnsi="Arial"/>
         </w:rPr>
-        <w:t>Código, tipo (manual ou política) area, reasponsavel, periodicidade de vencimento e data de emissão e vencimento</w:t>
+        <w:t xml:space="preserve">Código, tipo (manual ou política), </w:t>
+      </w:r>
+      <w:r>
+        <w:rPr>
+          <w:rFonts w:ascii="Arial" w:hAnsi="Arial"/>
+        </w:rPr>
+        <w:t>nome,</w:t>
+      </w:r>
+      <w:r>
+        <w:rPr>
+          <w:rFonts w:ascii="Arial" w:hAnsi="Arial"/>
+        </w:rPr>
+        <w:t xml:space="preserve"> area, reasponsavel, </w:t>
+      </w:r>
+      <w:r>
+        <w:rPr>
+          <w:rFonts w:ascii="Arial" w:hAnsi="Arial"/>
+        </w:rPr>
+        <w:t>versão,</w:t>
+      </w:r>
+      <w:r>
+        <w:rPr>
+          <w:rFonts w:ascii="Arial" w:hAnsi="Arial"/>
+        </w:rPr>
+        <w:t xml:space="preserve"> periodicidade de vencimento e data de emissão, vencimento </w:t>
+      </w:r>
+      <w:r>
+        <w:rPr>
+          <w:rFonts w:ascii="Arial" w:hAnsi="Arial"/>
+        </w:rPr>
+        <w:t>e e-mail do responsável</w:t>
       </w:r>
     </w:p>
     <w:p>
@@ -1152,7 +1158,9 @@
         </w:rPr>
       </w:pPr>
       <w:r>
-        <w:rPr/>
+        <w:rPr>
+          <w:rFonts w:ascii="Arial" w:hAnsi="Arial"/>
+        </w:rPr>
       </w:r>
     </w:p>
     <w:p>
@@ -1263,7 +1271,9 @@
         </w:rPr>
       </w:pPr>
       <w:r>
-        <w:rPr/>
+        <w:rPr>
+          <w:rFonts w:ascii="Arial" w:hAnsi="Arial"/>
+        </w:rPr>
       </w:r>
     </w:p>
     <w:p>
@@ -1367,7 +1377,9 @@
         </w:rPr>
       </w:pPr>
       <w:r>
-        <w:rPr/>
+        <w:rPr>
+          <w:rFonts w:ascii="Arial" w:hAnsi="Arial"/>
+        </w:rPr>
       </w:r>
     </w:p>
     <w:p>
@@ -1482,7 +1494,9 @@
         </w:rPr>
       </w:pPr>
       <w:r>
-        <w:rPr/>
+        <w:rPr>
+          <w:rFonts w:ascii="Arial" w:hAnsi="Arial"/>
+        </w:rPr>
       </w:r>
     </w:p>
     <w:p>
@@ -1537,7 +1551,9 @@
         </w:rPr>
       </w:pPr>
       <w:r>
-        <w:rPr/>
+        <w:rPr>
+          <w:rFonts w:ascii="Arial" w:hAnsi="Arial"/>
+        </w:rPr>
       </w:r>
     </w:p>
     <w:p>
